--- a/Instructions/Gen UI/UIUX.docx
+++ b/Instructions/Gen UI/UIUX.docx
@@ -1975,14 +1975,146 @@
           <w:b/>
           <w:bCs/>
         </w:rPr>
-        <w:t xml:space="preserve"> has been installed. </w:t>
-      </w:r>
-      <w:r>
-        <w:rPr>
-          <w:b/>
-          <w:bCs/>
-        </w:rPr>
-        <w:t>Then after each Save Page:</w:t>
+        <w:t xml:space="preserve"> </w:t>
+      </w:r>
+      <w:r>
+        <w:rPr>
+          <w:b/>
+          <w:bCs/>
+        </w:rPr>
+        <w:t xml:space="preserve">skill </w:t>
+      </w:r>
+      <w:r>
+        <w:rPr>
+          <w:b/>
+          <w:bCs/>
+        </w:rPr>
+        <w:t xml:space="preserve">has been installed. </w:t>
+      </w:r>
+      <w:r>
+        <w:rPr>
+          <w:b/>
+          <w:bCs/>
+        </w:rPr>
+        <w:br/>
+        <w:t>C</w:t>
+      </w:r>
+      <w:r>
+        <w:rPr>
+          <w:b/>
+          <w:bCs/>
+        </w:rPr>
+        <w:t>reate “</w:t>
+      </w:r>
+      <w:r>
+        <w:rPr>
+          <w:b/>
+          <w:bCs/>
+          <w:color w:val="7030A0"/>
+        </w:rPr>
+        <w:t>graphyfi-out</w:t>
+      </w:r>
+      <w:r>
+        <w:rPr>
+          <w:b/>
+          <w:bCs/>
+          <w:color w:val="7030A0"/>
+        </w:rPr>
+        <w:t>”</w:t>
+      </w:r>
+      <w:r>
+        <w:rPr>
+          <w:b/>
+          <w:bCs/>
+          <w:color w:val="7030A0"/>
+        </w:rPr>
+        <w:t xml:space="preserve"> </w:t>
+      </w:r>
+      <w:r>
+        <w:rPr>
+          <w:b/>
+          <w:bCs/>
+        </w:rPr>
+        <w:t>folder</w:t>
+      </w:r>
+      <w:r>
+        <w:rPr>
+          <w:b/>
+          <w:bCs/>
+          <w:color w:val="7030A0"/>
+        </w:rPr>
+        <w:t xml:space="preserve"> </w:t>
+      </w:r>
+      <w:r>
+        <w:rPr>
+          <w:b/>
+          <w:bCs/>
+        </w:rPr>
+        <w:t xml:space="preserve">and files only in  </w:t>
+      </w:r>
+      <w:r>
+        <w:rPr>
+          <w:b/>
+          <w:bCs/>
+          <w:color w:val="7030A0"/>
+        </w:rPr>
+        <w:t>“\Development\Implementation\”.</w:t>
+      </w:r>
+      <w:r>
+        <w:rPr>
+          <w:b/>
+          <w:bCs/>
+        </w:rPr>
+        <w:br/>
+      </w:r>
+      <w:r>
+        <w:rPr>
+          <w:b/>
+          <w:bCs/>
+        </w:rPr>
+        <w:t xml:space="preserve">after each </w:t>
+      </w:r>
+      <w:r>
+        <w:rPr>
+          <w:b/>
+          <w:bCs/>
+        </w:rPr>
+        <w:t>“</w:t>
+      </w:r>
+      <w:r>
+        <w:rPr>
+          <w:b/>
+          <w:bCs/>
+        </w:rPr>
+        <w:t>Save Page</w:t>
+      </w:r>
+      <w:r>
+        <w:rPr>
+          <w:b/>
+          <w:bCs/>
+        </w:rPr>
+        <w:t xml:space="preserve">” </w:t>
+      </w:r>
+      <w:r>
+        <w:rPr>
+          <w:b/>
+          <w:bCs/>
+        </w:rPr>
+        <w:t>,</w:t>
+      </w:r>
+      <w:r>
+        <w:rPr>
+          <w:b/>
+          <w:bCs/>
+        </w:rPr>
+        <w:t>or “Save Point”</w:t>
+      </w:r>
+      <w:r>
+        <w:rPr>
+          <w:b/>
+          <w:bCs/>
+        </w:rPr>
+        <w:t>:</w:t>
       </w:r>
       <w:r>
         <w:rPr>
@@ -2004,44 +2136,7 @@
           <w:b/>
           <w:bCs/>
         </w:rPr>
-        <w:t xml:space="preserve"> project is just started then run: “/graphify .” to create </w:t>
-      </w:r>
-      <w:r>
-        <w:rPr>
-          <w:b/>
-          <w:bCs/>
-          <w:color w:val="7030A0"/>
-        </w:rPr>
-        <w:t xml:space="preserve">graphyfi-out folder </w:t>
-      </w:r>
-      <w:r>
-        <w:rPr>
-          <w:b/>
-          <w:bCs/>
-        </w:rPr>
-        <w:t xml:space="preserve">and files </w:t>
-      </w:r>
-      <w:r>
-        <w:rPr>
-          <w:b/>
-          <w:bCs/>
-        </w:rPr>
-        <w:t xml:space="preserve">in </w:t>
-      </w:r>
-      <w:r>
-        <w:rPr>
-          <w:b/>
-          <w:bCs/>
-        </w:rPr>
-        <w:t xml:space="preserve"> </w:t>
-      </w:r>
-      <w:r>
-        <w:rPr>
-          <w:b/>
-          <w:bCs/>
-          <w:color w:val="7030A0"/>
-        </w:rPr>
-        <w:t>“\Development\Implementation\”.</w:t>
+        <w:t xml:space="preserve"> project is just started then run: “/graphify .” </w:t>
       </w:r>
     </w:p>
     <w:p>
@@ -2206,7 +2301,7 @@
 <w:numbering xmlns:wpc="http://schemas.microsoft.com/office/word/2010/wordprocessingCanvas" xmlns:cx="http://schemas.microsoft.com/office/drawing/2014/chartex" xmlns:cx1="http://schemas.microsoft.com/office/drawing/2015/9/8/chartex" xmlns:cx2="http://schemas.microsoft.com/office/drawing/2015/10/21/chartex" xmlns:cx3="http://schemas.microsoft.com/office/drawing/2016/5/9/chartex" xmlns:cx4="http://schemas.microsoft.com/office/drawing/2016/5/10/chartex" xmlns:cx5="http://schemas.microsoft.com/office/drawing/2016/5/11/chartex" xmlns:cx6="http://schemas.microsoft.com/office/drawing/2016/5/12/chartex" xmlns:cx7="http://schemas.microsoft.com/office/drawing/2016/5/13/chartex" xmlns:cx8="http://schemas.microsoft.com/office/drawing/2016/5/14/chartex" xmlns:mc="http://schemas.openxmlformats.org/markup-compatibility/2006" xmlns:aink="http://schemas.microsoft.com/office/drawing/2016/ink" xmlns:am3d="http://schemas.microsoft.com/office/drawing/2017/model3d" xmlns:o="urn:schemas-microsoft-com:office:office" xmlns:oel="http://schemas.microsoft.com/office/2019/extlst" xmlns:r="http://schemas.openxmlformats.org/officeDocument/2006/relationships" xmlns:m="http://schemas.openxmlformats.org/officeDocument/2006/math" xmlns:v="urn:schemas-microsoft-com:vml" xmlns:wp14="http://schemas.microsoft.com/office/word/2010/wordprocessingDrawing" xmlns:wp="http://schemas.openxmlformats.org/drawingml/2006/wordprocessingDrawing" xmlns:w10="urn:schemas-microsoft-com:office:word" xmlns:w="http://schemas.openxmlformats.org/wordprocessingml/2006/main" xmlns:w14="http://schemas.microsoft.com/office/word/2010/wordml" xmlns:w15="http://schemas.microsoft.com/office/word/2012/wordml" xmlns:w16cex="http://schemas.microsoft.com/office/word/2018/wordml/cex" xmlns:w16cid="http://schemas.microsoft.com/office/word/2016/wordml/cid" xmlns:w16="http://schemas.microsoft.com/office/word/2018/wordml" xmlns:w16du="http://schemas.microsoft.com/office/word/2023/wordml/word16du" xmlns:w16sdtdh="http://schemas.microsoft.com/office/word/2020/wordml/sdtdatahash" xmlns:w16sdtfl="http://schemas.microsoft.com/office/word/2024/wordml/sdtformatlock" xmlns:w16se="http://schemas.microsoft.com/office/word/2015/wordml/symex" xmlns:wpg="http://schemas.microsoft.com/office/word/2010/wordprocessingGroup" xmlns:wpi="http://schemas.microsoft.com/office/word/2010/wordprocessingInk" xmlns:wne="http://schemas.microsoft.com/office/word/2006/wordml" xmlns:wps="http://schemas.microsoft.com/office/word/2010/wordprocessingShape" mc:Ignorable="w14 w15 w16se w16cid w16 w16cex w16sdtdh w16sdtfl w16du wp14">
   <w:numPicBullet w:numPicBulletId="0">
     <w:pict>
-      <v:rect id="_x0000_i1056" style="width:0;height:1.5pt" o:hralign="center" o:bullet="t" o:hrstd="t" o:hr="t" fillcolor="#a0a0a0" stroked="f"/>
+      <v:rect id="_x0000_i1036" style="width:0;height:1.5pt" o:hralign="center" o:bullet="t" o:hrstd="t" o:hr="t" fillcolor="#a0a0a0" stroked="f"/>
     </w:pict>
   </w:numPicBullet>
   <w:abstractNum w:abstractNumId="0" w15:restartNumberingAfterBreak="0">
